--- a/zrodla/wzor-wniosku.docx
+++ b/zrodla/wzor-wniosku.docx
@@ -1905,6 +1905,22 @@
         <w:t xml:space="preserve">Osoby uprawnione do reprezentacji podmiotu</w:t>
       </w:r>
     </w:p>
+    <w:p>
+      <w:pPr>
+        <w:spacing w:after="120"/>
+      </w:pPr>
+      <w:r>
+        <w:rPr>
+          <w:rFonts w:ascii="Lato" w:cs="Lato" w:eastAsia="Lato" w:hAnsi="Lato"/>
+          <w:i/>
+          <w:iCs/>
+          <w:color w:val="6B6152"/>
+          <w:sz w:val="19"/>
+          <w:szCs w:val="19"/>
+        </w:rPr>
+        <w:t xml:space="preserve">Grupa nieformalna działająca samodzielnie wpisuje tu osoby, które podpiszą umowę w jej imieniu.</w:t>
+      </w:r>
+    </w:p>
     <w:tbl>
       <w:tblPr>
         <w:tblW w:type="dxa" w:w="9070"/>
@@ -2227,7 +2243,7 @@
           <w:sz w:val="19"/>
           <w:szCs w:val="19"/>
         </w:rPr>
-        <w:t xml:space="preserve">Poniższą tabelę wypełniają wyłącznie grupy nieformalne. Wymagane są co najmniej trzy osoby.</w:t>
+        <w:t xml:space="preserve">Poniższą tabelę wypełniają grupy nieformalne, także działające przez organizację patronacką. Wymagane są co najmniej trzy pełnoletnie osoby zamieszkałe w województwie śląskim.</w:t>
       </w:r>
     </w:p>
     <w:tbl>
@@ -2311,7 +2327,7 @@
                 <w:sz w:val="17"/>
                 <w:szCs w:val="17"/>
               </w:rPr>
-              <w:t xml:space="preserve">Telefon</w:t>
+              <w:t xml:space="preserve">Rola w grupie</w:t>
             </w:r>
           </w:p>
         </w:tc>
@@ -2343,7 +2359,7 @@
                 <w:sz w:val="17"/>
                 <w:szCs w:val="17"/>
               </w:rPr>
-              <w:t xml:space="preserve">Adres e-mail</w:t>
+              <w:t xml:space="preserve">Uwagi</w:t>
             </w:r>
           </w:p>
         </w:tc>
@@ -2647,7 +2663,7 @@
           <w:sz w:val="19"/>
           <w:szCs w:val="19"/>
         </w:rPr>
-        <w:t xml:space="preserve">Poniższe pola wypełnia grupa nieformalna działająca przez organizację patronacką.</w:t>
+        <w:t xml:space="preserve">Grupa nieformalna działająca przez organizację patronacką: wnioskodawcą jest organizacja patronacka, jej dane wpisuje się wyżej jako dane podmiotu.</w:t>
       </w:r>
     </w:p>
     <w:tbl>
@@ -2695,7 +2711,7 @@
                 <w:sz w:val="18"/>
                 <w:szCs w:val="18"/>
               </w:rPr>
-              <w:t xml:space="preserve">Nazwa organizacji patronackiej</w:t>
+              <w:t xml:space="preserve">Nazwa grupy nieformalnej</w:t>
             </w:r>
           </w:p>
         </w:tc>
@@ -2726,202 +2742,7 @@
                 <w:sz w:val="17"/>
                 <w:szCs w:val="17"/>
               </w:rPr>
-              <w:t xml:space="preserve"/>
-            </w:r>
-          </w:p>
-        </w:tc>
-      </w:tr>
-      <w:tr>
-        <w:tc>
-          <w:tcPr>
-            <w:tcW w:type="dxa" w:w="3000"/>
-            <w:shd w:fill="EDE8DC" w:color="auto" w:val="clear"/>
-            <w:tcMar>
-              <w:top w:type="dxa" w:w="90"/>
-              <w:left w:type="dxa" w:w="130"/>
-              <w:bottom w:type="dxa" w:w="90"/>
-              <w:right w:type="dxa" w:w="130"/>
-            </w:tcMar>
-            <w:vAlign w:val="center"/>
-          </w:tcPr>
-          <w:p>
-            <w:pPr>
-              <w:spacing w:after="0" w:before="0"/>
-              <w:jc w:val="left"/>
-            </w:pPr>
-            <w:r>
-              <w:rPr>
-                <w:rFonts w:ascii="Lato" w:cs="Lato" w:eastAsia="Lato" w:hAnsi="Lato"/>
-                <w:b/>
-                <w:bCs/>
-                <w:i w:val="false"/>
-                <w:iCs w:val="false"/>
-                <w:color w:val="1A1712"/>
-                <w:sz w:val="18"/>
-                <w:szCs w:val="18"/>
-              </w:rPr>
-              <w:t xml:space="preserve">KRS i NIP</w:t>
-            </w:r>
-          </w:p>
-        </w:tc>
-        <w:tc>
-          <w:tcPr>
-            <w:tcW w:type="dxa" w:w="6070"/>
-            <w:tcMar>
-              <w:top w:type="dxa" w:w="150"/>
-              <w:left w:type="dxa" w:w="130"/>
-              <w:bottom w:type="dxa" w:w="150"/>
-              <w:right w:type="dxa" w:w="130"/>
-            </w:tcMar>
-            <w:vAlign w:val="center"/>
-          </w:tcPr>
-          <w:p>
-            <w:pPr>
-              <w:spacing w:after="0" w:before="0"/>
-              <w:jc w:val="left"/>
-            </w:pPr>
-            <w:r>
-              <w:rPr>
-                <w:rFonts w:ascii="Lato" w:cs="Lato" w:eastAsia="Lato" w:hAnsi="Lato"/>
-                <w:b w:val="false"/>
-                <w:bCs w:val="false"/>
-                <w:i/>
-                <w:iCs/>
-                <w:color w:val="6B6152"/>
-                <w:sz w:val="17"/>
-                <w:szCs w:val="17"/>
-              </w:rPr>
-              <w:t xml:space="preserve"/>
-            </w:r>
-          </w:p>
-        </w:tc>
-      </w:tr>
-      <w:tr>
-        <w:tc>
-          <w:tcPr>
-            <w:tcW w:type="dxa" w:w="3000"/>
-            <w:shd w:fill="EDE8DC" w:color="auto" w:val="clear"/>
-            <w:tcMar>
-              <w:top w:type="dxa" w:w="90"/>
-              <w:left w:type="dxa" w:w="130"/>
-              <w:bottom w:type="dxa" w:w="90"/>
-              <w:right w:type="dxa" w:w="130"/>
-            </w:tcMar>
-            <w:vAlign w:val="center"/>
-          </w:tcPr>
-          <w:p>
-            <w:pPr>
-              <w:spacing w:after="0" w:before="0"/>
-              <w:jc w:val="left"/>
-            </w:pPr>
-            <w:r>
-              <w:rPr>
-                <w:rFonts w:ascii="Lato" w:cs="Lato" w:eastAsia="Lato" w:hAnsi="Lato"/>
-                <w:b/>
-                <w:bCs/>
-                <w:i w:val="false"/>
-                <w:iCs w:val="false"/>
-                <w:color w:val="1A1712"/>
-                <w:sz w:val="18"/>
-                <w:szCs w:val="18"/>
-              </w:rPr>
-              <w:t xml:space="preserve">Adres siedziby</w:t>
-            </w:r>
-          </w:p>
-        </w:tc>
-        <w:tc>
-          <w:tcPr>
-            <w:tcW w:type="dxa" w:w="6070"/>
-            <w:tcMar>
-              <w:top w:type="dxa" w:w="150"/>
-              <w:left w:type="dxa" w:w="130"/>
-              <w:bottom w:type="dxa" w:w="150"/>
-              <w:right w:type="dxa" w:w="130"/>
-            </w:tcMar>
-            <w:vAlign w:val="center"/>
-          </w:tcPr>
-          <w:p>
-            <w:pPr>
-              <w:spacing w:after="0" w:before="0"/>
-              <w:jc w:val="left"/>
-            </w:pPr>
-            <w:r>
-              <w:rPr>
-                <w:rFonts w:ascii="Lato" w:cs="Lato" w:eastAsia="Lato" w:hAnsi="Lato"/>
-                <w:b w:val="false"/>
-                <w:bCs w:val="false"/>
-                <w:i/>
-                <w:iCs/>
-                <w:color w:val="6B6152"/>
-                <w:sz w:val="17"/>
-                <w:szCs w:val="17"/>
-              </w:rPr>
-              <w:t xml:space="preserve"/>
-            </w:r>
-          </w:p>
-        </w:tc>
-      </w:tr>
-      <w:tr>
-        <w:tc>
-          <w:tcPr>
-            <w:tcW w:type="dxa" w:w="3000"/>
-            <w:shd w:fill="EDE8DC" w:color="auto" w:val="clear"/>
-            <w:tcMar>
-              <w:top w:type="dxa" w:w="90"/>
-              <w:left w:type="dxa" w:w="130"/>
-              <w:bottom w:type="dxa" w:w="90"/>
-              <w:right w:type="dxa" w:w="130"/>
-            </w:tcMar>
-            <w:vAlign w:val="center"/>
-          </w:tcPr>
-          <w:p>
-            <w:pPr>
-              <w:spacing w:after="0" w:before="0"/>
-              <w:jc w:val="left"/>
-            </w:pPr>
-            <w:r>
-              <w:rPr>
-                <w:rFonts w:ascii="Lato" w:cs="Lato" w:eastAsia="Lato" w:hAnsi="Lato"/>
-                <w:b/>
-                <w:bCs/>
-                <w:i w:val="false"/>
-                <w:iCs w:val="false"/>
-                <w:color w:val="1A1712"/>
-                <w:sz w:val="18"/>
-                <w:szCs w:val="18"/>
-              </w:rPr>
-              <w:t xml:space="preserve">Osoba do kontaktu</w:t>
-            </w:r>
-          </w:p>
-        </w:tc>
-        <w:tc>
-          <w:tcPr>
-            <w:tcW w:type="dxa" w:w="6070"/>
-            <w:tcMar>
-              <w:top w:type="dxa" w:w="150"/>
-              <w:left w:type="dxa" w:w="130"/>
-              <w:bottom w:type="dxa" w:w="150"/>
-              <w:right w:type="dxa" w:w="130"/>
-            </w:tcMar>
-            <w:vAlign w:val="center"/>
-          </w:tcPr>
-          <w:p>
-            <w:pPr>
-              <w:spacing w:after="0" w:before="0"/>
-              <w:jc w:val="left"/>
-            </w:pPr>
-            <w:r>
-              <w:rPr>
-                <w:rFonts w:ascii="Lato" w:cs="Lato" w:eastAsia="Lato" w:hAnsi="Lato"/>
-                <w:b w:val="false"/>
-                <w:bCs w:val="false"/>
-                <w:i/>
-                <w:iCs/>
-                <w:color w:val="6B6152"/>
-                <w:sz w:val="17"/>
-                <w:szCs w:val="17"/>
-              </w:rPr>
-              <w:t xml:space="preserve"/>
+              <w:t xml:space="preserve">jeżeli grupa działa przez organizację patronacką</w:t>
             </w:r>
           </w:p>
         </w:tc>
@@ -4013,7 +3834,7 @@
           <w:sz w:val="19"/>
           <w:szCs w:val="19"/>
         </w:rPr>
-        <w:t xml:space="preserve">Od jednego do dziesięciu działań. Przy każdym podajcie nazwę, opis i liczbę uczestników.</w:t>
+        <w:t xml:space="preserve">Od jednego do dziesięciu działań. Przy każdym podajcie nazwę, opis, termin od i do, miejsce oraz liczbę uczestników. Terminy działań są harmonogramem mikroprojektu.</w:t>
       </w:r>
     </w:p>
     <w:tbl>
@@ -4030,8 +3851,10 @@
       </w:tblPr>
       <w:tblGrid>
         <w:gridCol w:w="600"/>
-        <w:gridCol w:w="5670"/>
-        <w:gridCol w:w="2800"/>
+        <w:gridCol w:w="4070"/>
+        <w:gridCol w:w="1600"/>
+        <w:gridCol w:w="1500"/>
+        <w:gridCol w:w="1300"/>
       </w:tblGrid>
       <w:tr>
         <w:trPr>
@@ -4071,7 +3894,7 @@
         </w:tc>
         <w:tc>
           <w:tcPr>
-            <w:tcW w:type="dxa" w:w="5670"/>
+            <w:tcW w:type="dxa" w:w="4070"/>
             <w:shd w:fill="1A1712" w:color="auto" w:val="clear"/>
             <w:tcMar>
               <w:top w:type="dxa" w:w="90"/>
@@ -4103,7 +3926,7 @@
         </w:tc>
         <w:tc>
           <w:tcPr>
-            <w:tcW w:type="dxa" w:w="2800"/>
+            <w:tcW w:type="dxa" w:w="1600"/>
             <w:shd w:fill="1A1712" w:color="auto" w:val="clear"/>
             <w:tcMar>
               <w:top w:type="dxa" w:w="90"/>
@@ -4129,6 +3952,70 @@
                 <w:sz w:val="17"/>
                 <w:szCs w:val="17"/>
               </w:rPr>
+              <w:t xml:space="preserve">Termin od i do</w:t>
+            </w:r>
+          </w:p>
+        </w:tc>
+        <w:tc>
+          <w:tcPr>
+            <w:tcW w:type="dxa" w:w="1500"/>
+            <w:shd w:fill="1A1712" w:color="auto" w:val="clear"/>
+            <w:tcMar>
+              <w:top w:type="dxa" w:w="90"/>
+              <w:left w:type="dxa" w:w="130"/>
+              <w:bottom w:type="dxa" w:w="90"/>
+              <w:right w:type="dxa" w:w="130"/>
+            </w:tcMar>
+            <w:vAlign w:val="center"/>
+          </w:tcPr>
+          <w:p>
+            <w:pPr>
+              <w:spacing w:after="0" w:before="0"/>
+              <w:jc w:val="left"/>
+            </w:pPr>
+            <w:r>
+              <w:rPr>
+                <w:rFonts w:ascii="Lato" w:cs="Lato" w:eastAsia="Lato" w:hAnsi="Lato"/>
+                <w:b/>
+                <w:bCs/>
+                <w:i w:val="false"/>
+                <w:iCs w:val="false"/>
+                <w:color w:val="F2EEE4"/>
+                <w:sz w:val="17"/>
+                <w:szCs w:val="17"/>
+              </w:rPr>
+              <w:t xml:space="preserve">Miejsce</w:t>
+            </w:r>
+          </w:p>
+        </w:tc>
+        <w:tc>
+          <w:tcPr>
+            <w:tcW w:type="dxa" w:w="1300"/>
+            <w:shd w:fill="1A1712" w:color="auto" w:val="clear"/>
+            <w:tcMar>
+              <w:top w:type="dxa" w:w="90"/>
+              <w:left w:type="dxa" w:w="130"/>
+              <w:bottom w:type="dxa" w:w="90"/>
+              <w:right w:type="dxa" w:w="130"/>
+            </w:tcMar>
+            <w:vAlign w:val="center"/>
+          </w:tcPr>
+          <w:p>
+            <w:pPr>
+              <w:spacing w:after="0" w:before="0"/>
+              <w:jc w:val="left"/>
+            </w:pPr>
+            <w:r>
+              <w:rPr>
+                <w:rFonts w:ascii="Lato" w:cs="Lato" w:eastAsia="Lato" w:hAnsi="Lato"/>
+                <w:b/>
+                <w:bCs/>
+                <w:i w:val="false"/>
+                <w:iCs w:val="false"/>
+                <w:color w:val="F2EEE4"/>
+                <w:sz w:val="17"/>
+                <w:szCs w:val="17"/>
+              </w:rPr>
               <w:t xml:space="preserve">Liczba uczestników</w:t>
             </w:r>
           </w:p>
@@ -4168,7 +4055,7 @@
         </w:tc>
         <w:tc>
           <w:tcPr>
-            <w:tcW w:type="dxa" w:w="5670"/>
+            <w:tcW w:type="dxa" w:w="4070"/>
             <w:tcMar>
               <w:top w:type="dxa" w:w="240"/>
               <w:left w:type="dxa" w:w="130"/>
@@ -4199,7 +4086,69 @@
         </w:tc>
         <w:tc>
           <w:tcPr>
-            <w:tcW w:type="dxa" w:w="2800"/>
+            <w:tcW w:type="dxa" w:w="1600"/>
+            <w:tcMar>
+              <w:top w:type="dxa" w:w="240"/>
+              <w:left w:type="dxa" w:w="130"/>
+              <w:bottom w:type="dxa" w:w="240"/>
+              <w:right w:type="dxa" w:w="130"/>
+            </w:tcMar>
+            <w:vAlign w:val="center"/>
+          </w:tcPr>
+          <w:p>
+            <w:pPr>
+              <w:spacing w:after="0" w:before="0"/>
+              <w:jc w:val="left"/>
+            </w:pPr>
+            <w:r>
+              <w:rPr>
+                <w:rFonts w:ascii="Lato" w:cs="Lato" w:eastAsia="Lato" w:hAnsi="Lato"/>
+                <w:b w:val="false"/>
+                <w:bCs w:val="false"/>
+                <w:i w:val="false"/>
+                <w:iCs w:val="false"/>
+                <w:color w:val="1A1712"/>
+                <w:sz w:val="19"/>
+                <w:szCs w:val="19"/>
+              </w:rPr>
+              <w:t xml:space="preserve"/>
+            </w:r>
+          </w:p>
+        </w:tc>
+        <w:tc>
+          <w:tcPr>
+            <w:tcW w:type="dxa" w:w="1500"/>
+            <w:tcMar>
+              <w:top w:type="dxa" w:w="240"/>
+              <w:left w:type="dxa" w:w="130"/>
+              <w:bottom w:type="dxa" w:w="240"/>
+              <w:right w:type="dxa" w:w="130"/>
+            </w:tcMar>
+            <w:vAlign w:val="center"/>
+          </w:tcPr>
+          <w:p>
+            <w:pPr>
+              <w:spacing w:after="0" w:before="0"/>
+              <w:jc w:val="left"/>
+            </w:pPr>
+            <w:r>
+              <w:rPr>
+                <w:rFonts w:ascii="Lato" w:cs="Lato" w:eastAsia="Lato" w:hAnsi="Lato"/>
+                <w:b w:val="false"/>
+                <w:bCs w:val="false"/>
+                <w:i w:val="false"/>
+                <w:iCs w:val="false"/>
+                <w:color w:val="1A1712"/>
+                <w:sz w:val="19"/>
+                <w:szCs w:val="19"/>
+              </w:rPr>
+              <w:t xml:space="preserve"/>
+            </w:r>
+          </w:p>
+        </w:tc>
+        <w:tc>
+          <w:tcPr>
+            <w:tcW w:type="dxa" w:w="1300"/>
             <w:tcMar>
               <w:top w:type="dxa" w:w="240"/>
               <w:left w:type="dxa" w:w="130"/>
@@ -4263,7 +4212,7 @@
         </w:tc>
         <w:tc>
           <w:tcPr>
-            <w:tcW w:type="dxa" w:w="5670"/>
+            <w:tcW w:type="dxa" w:w="4070"/>
             <w:tcMar>
               <w:top w:type="dxa" w:w="240"/>
               <w:left w:type="dxa" w:w="130"/>
@@ -4294,7 +4243,69 @@
         </w:tc>
         <w:tc>
           <w:tcPr>
-            <w:tcW w:type="dxa" w:w="2800"/>
+            <w:tcW w:type="dxa" w:w="1600"/>
+            <w:tcMar>
+              <w:top w:type="dxa" w:w="240"/>
+              <w:left w:type="dxa" w:w="130"/>
+              <w:bottom w:type="dxa" w:w="240"/>
+              <w:right w:type="dxa" w:w="130"/>
+            </w:tcMar>
+            <w:vAlign w:val="center"/>
+          </w:tcPr>
+          <w:p>
+            <w:pPr>
+              <w:spacing w:after="0" w:before="0"/>
+              <w:jc w:val="left"/>
+            </w:pPr>
+            <w:r>
+              <w:rPr>
+                <w:rFonts w:ascii="Lato" w:cs="Lato" w:eastAsia="Lato" w:hAnsi="Lato"/>
+                <w:b w:val="false"/>
+                <w:bCs w:val="false"/>
+                <w:i w:val="false"/>
+                <w:iCs w:val="false"/>
+                <w:color w:val="1A1712"/>
+                <w:sz w:val="19"/>
+                <w:szCs w:val="19"/>
+              </w:rPr>
+              <w:t xml:space="preserve"/>
+            </w:r>
+          </w:p>
+        </w:tc>
+        <w:tc>
+          <w:tcPr>
+            <w:tcW w:type="dxa" w:w="1500"/>
+            <w:tcMar>
+              <w:top w:type="dxa" w:w="240"/>
+              <w:left w:type="dxa" w:w="130"/>
+              <w:bottom w:type="dxa" w:w="240"/>
+              <w:right w:type="dxa" w:w="130"/>
+            </w:tcMar>
+            <w:vAlign w:val="center"/>
+          </w:tcPr>
+          <w:p>
+            <w:pPr>
+              <w:spacing w:after="0" w:before="0"/>
+              <w:jc w:val="left"/>
+            </w:pPr>
+            <w:r>
+              <w:rPr>
+                <w:rFonts w:ascii="Lato" w:cs="Lato" w:eastAsia="Lato" w:hAnsi="Lato"/>
+                <w:b w:val="false"/>
+                <w:bCs w:val="false"/>
+                <w:i w:val="false"/>
+                <w:iCs w:val="false"/>
+                <w:color w:val="1A1712"/>
+                <w:sz w:val="19"/>
+                <w:szCs w:val="19"/>
+              </w:rPr>
+              <w:t xml:space="preserve"/>
+            </w:r>
+          </w:p>
+        </w:tc>
+        <w:tc>
+          <w:tcPr>
+            <w:tcW w:type="dxa" w:w="1300"/>
             <w:tcMar>
               <w:top w:type="dxa" w:w="240"/>
               <w:left w:type="dxa" w:w="130"/>
@@ -4358,7 +4369,7 @@
         </w:tc>
         <w:tc>
           <w:tcPr>
-            <w:tcW w:type="dxa" w:w="5670"/>
+            <w:tcW w:type="dxa" w:w="4070"/>
             <w:tcMar>
               <w:top w:type="dxa" w:w="240"/>
               <w:left w:type="dxa" w:w="130"/>
@@ -4389,7 +4400,69 @@
         </w:tc>
         <w:tc>
           <w:tcPr>
-            <w:tcW w:type="dxa" w:w="2800"/>
+            <w:tcW w:type="dxa" w:w="1600"/>
+            <w:tcMar>
+              <w:top w:type="dxa" w:w="240"/>
+              <w:left w:type="dxa" w:w="130"/>
+              <w:bottom w:type="dxa" w:w="240"/>
+              <w:right w:type="dxa" w:w="130"/>
+            </w:tcMar>
+            <w:vAlign w:val="center"/>
+          </w:tcPr>
+          <w:p>
+            <w:pPr>
+              <w:spacing w:after="0" w:before="0"/>
+              <w:jc w:val="left"/>
+            </w:pPr>
+            <w:r>
+              <w:rPr>
+                <w:rFonts w:ascii="Lato" w:cs="Lato" w:eastAsia="Lato" w:hAnsi="Lato"/>
+                <w:b w:val="false"/>
+                <w:bCs w:val="false"/>
+                <w:i w:val="false"/>
+                <w:iCs w:val="false"/>
+                <w:color w:val="1A1712"/>
+                <w:sz w:val="19"/>
+                <w:szCs w:val="19"/>
+              </w:rPr>
+              <w:t xml:space="preserve"/>
+            </w:r>
+          </w:p>
+        </w:tc>
+        <w:tc>
+          <w:tcPr>
+            <w:tcW w:type="dxa" w:w="1500"/>
+            <w:tcMar>
+              <w:top w:type="dxa" w:w="240"/>
+              <w:left w:type="dxa" w:w="130"/>
+              <w:bottom w:type="dxa" w:w="240"/>
+              <w:right w:type="dxa" w:w="130"/>
+            </w:tcMar>
+            <w:vAlign w:val="center"/>
+          </w:tcPr>
+          <w:p>
+            <w:pPr>
+              <w:spacing w:after="0" w:before="0"/>
+              <w:jc w:val="left"/>
+            </w:pPr>
+            <w:r>
+              <w:rPr>
+                <w:rFonts w:ascii="Lato" w:cs="Lato" w:eastAsia="Lato" w:hAnsi="Lato"/>
+                <w:b w:val="false"/>
+                <w:bCs w:val="false"/>
+                <w:i w:val="false"/>
+                <w:iCs w:val="false"/>
+                <w:color w:val="1A1712"/>
+                <w:sz w:val="19"/>
+                <w:szCs w:val="19"/>
+              </w:rPr>
+              <w:t xml:space="preserve"/>
+            </w:r>
+          </w:p>
+        </w:tc>
+        <w:tc>
+          <w:tcPr>
+            <w:tcW w:type="dxa" w:w="1300"/>
             <w:tcMar>
               <w:top w:type="dxa" w:w="240"/>
               <w:left w:type="dxa" w:w="130"/>
@@ -4453,7 +4526,7 @@
         </w:tc>
         <w:tc>
           <w:tcPr>
-            <w:tcW w:type="dxa" w:w="5670"/>
+            <w:tcW w:type="dxa" w:w="4070"/>
             <w:tcMar>
               <w:top w:type="dxa" w:w="240"/>
               <w:left w:type="dxa" w:w="130"/>
@@ -4484,7 +4557,69 @@
         </w:tc>
         <w:tc>
           <w:tcPr>
-            <w:tcW w:type="dxa" w:w="2800"/>
+            <w:tcW w:type="dxa" w:w="1600"/>
+            <w:tcMar>
+              <w:top w:type="dxa" w:w="240"/>
+              <w:left w:type="dxa" w:w="130"/>
+              <w:bottom w:type="dxa" w:w="240"/>
+              <w:right w:type="dxa" w:w="130"/>
+            </w:tcMar>
+            <w:vAlign w:val="center"/>
+          </w:tcPr>
+          <w:p>
+            <w:pPr>
+              <w:spacing w:after="0" w:before="0"/>
+              <w:jc w:val="left"/>
+            </w:pPr>
+            <w:r>
+              <w:rPr>
+                <w:rFonts w:ascii="Lato" w:cs="Lato" w:eastAsia="Lato" w:hAnsi="Lato"/>
+                <w:b w:val="false"/>
+                <w:bCs w:val="false"/>
+                <w:i w:val="false"/>
+                <w:iCs w:val="false"/>
+                <w:color w:val="1A1712"/>
+                <w:sz w:val="19"/>
+                <w:szCs w:val="19"/>
+              </w:rPr>
+              <w:t xml:space="preserve"/>
+            </w:r>
+          </w:p>
+        </w:tc>
+        <w:tc>
+          <w:tcPr>
+            <w:tcW w:type="dxa" w:w="1500"/>
+            <w:tcMar>
+              <w:top w:type="dxa" w:w="240"/>
+              <w:left w:type="dxa" w:w="130"/>
+              <w:bottom w:type="dxa" w:w="240"/>
+              <w:right w:type="dxa" w:w="130"/>
+            </w:tcMar>
+            <w:vAlign w:val="center"/>
+          </w:tcPr>
+          <w:p>
+            <w:pPr>
+              <w:spacing w:after="0" w:before="0"/>
+              <w:jc w:val="left"/>
+            </w:pPr>
+            <w:r>
+              <w:rPr>
+                <w:rFonts w:ascii="Lato" w:cs="Lato" w:eastAsia="Lato" w:hAnsi="Lato"/>
+                <w:b w:val="false"/>
+                <w:bCs w:val="false"/>
+                <w:i w:val="false"/>
+                <w:iCs w:val="false"/>
+                <w:color w:val="1A1712"/>
+                <w:sz w:val="19"/>
+                <w:szCs w:val="19"/>
+              </w:rPr>
+              <w:t xml:space="preserve"/>
+            </w:r>
+          </w:p>
+        </w:tc>
+        <w:tc>
+          <w:tcPr>
+            <w:tcW w:type="dxa" w:w="1300"/>
             <w:tcMar>
               <w:top w:type="dxa" w:w="240"/>
               <w:left w:type="dxa" w:w="130"/>
@@ -4548,7 +4683,7 @@
         </w:tc>
         <w:tc>
           <w:tcPr>
-            <w:tcW w:type="dxa" w:w="5670"/>
+            <w:tcW w:type="dxa" w:w="4070"/>
             <w:tcMar>
               <w:top w:type="dxa" w:w="240"/>
               <w:left w:type="dxa" w:w="130"/>
@@ -4579,7 +4714,69 @@
         </w:tc>
         <w:tc>
           <w:tcPr>
-            <w:tcW w:type="dxa" w:w="2800"/>
+            <w:tcW w:type="dxa" w:w="1600"/>
+            <w:tcMar>
+              <w:top w:type="dxa" w:w="240"/>
+              <w:left w:type="dxa" w:w="130"/>
+              <w:bottom w:type="dxa" w:w="240"/>
+              <w:right w:type="dxa" w:w="130"/>
+            </w:tcMar>
+            <w:vAlign w:val="center"/>
+          </w:tcPr>
+          <w:p>
+            <w:pPr>
+              <w:spacing w:after="0" w:before="0"/>
+              <w:jc w:val="left"/>
+            </w:pPr>
+            <w:r>
+              <w:rPr>
+                <w:rFonts w:ascii="Lato" w:cs="Lato" w:eastAsia="Lato" w:hAnsi="Lato"/>
+                <w:b w:val="false"/>
+                <w:bCs w:val="false"/>
+                <w:i w:val="false"/>
+                <w:iCs w:val="false"/>
+                <w:color w:val="1A1712"/>
+                <w:sz w:val="19"/>
+                <w:szCs w:val="19"/>
+              </w:rPr>
+              <w:t xml:space="preserve"/>
+            </w:r>
+          </w:p>
+        </w:tc>
+        <w:tc>
+          <w:tcPr>
+            <w:tcW w:type="dxa" w:w="1500"/>
+            <w:tcMar>
+              <w:top w:type="dxa" w:w="240"/>
+              <w:left w:type="dxa" w:w="130"/>
+              <w:bottom w:type="dxa" w:w="240"/>
+              <w:right w:type="dxa" w:w="130"/>
+            </w:tcMar>
+            <w:vAlign w:val="center"/>
+          </w:tcPr>
+          <w:p>
+            <w:pPr>
+              <w:spacing w:after="0" w:before="0"/>
+              <w:jc w:val="left"/>
+            </w:pPr>
+            <w:r>
+              <w:rPr>
+                <w:rFonts w:ascii="Lato" w:cs="Lato" w:eastAsia="Lato" w:hAnsi="Lato"/>
+                <w:b w:val="false"/>
+                <w:bCs w:val="false"/>
+                <w:i w:val="false"/>
+                <w:iCs w:val="false"/>
+                <w:color w:val="1A1712"/>
+                <w:sz w:val="19"/>
+                <w:szCs w:val="19"/>
+              </w:rPr>
+              <w:t xml:space="preserve"/>
+            </w:r>
+          </w:p>
+        </w:tc>
+        <w:tc>
+          <w:tcPr>
+            <w:tcW w:type="dxa" w:w="1300"/>
             <w:tcMar>
               <w:top w:type="dxa" w:w="240"/>
               <w:left w:type="dxa" w:w="130"/>
@@ -4643,7 +4840,7 @@
         </w:tc>
         <w:tc>
           <w:tcPr>
-            <w:tcW w:type="dxa" w:w="5670"/>
+            <w:tcW w:type="dxa" w:w="4070"/>
             <w:tcMar>
               <w:top w:type="dxa" w:w="240"/>
               <w:left w:type="dxa" w:w="130"/>
@@ -4674,7 +4871,69 @@
         </w:tc>
         <w:tc>
           <w:tcPr>
-            <w:tcW w:type="dxa" w:w="2800"/>
+            <w:tcW w:type="dxa" w:w="1600"/>
+            <w:tcMar>
+              <w:top w:type="dxa" w:w="240"/>
+              <w:left w:type="dxa" w:w="130"/>
+              <w:bottom w:type="dxa" w:w="240"/>
+              <w:right w:type="dxa" w:w="130"/>
+            </w:tcMar>
+            <w:vAlign w:val="center"/>
+          </w:tcPr>
+          <w:p>
+            <w:pPr>
+              <w:spacing w:after="0" w:before="0"/>
+              <w:jc w:val="left"/>
+            </w:pPr>
+            <w:r>
+              <w:rPr>
+                <w:rFonts w:ascii="Lato" w:cs="Lato" w:eastAsia="Lato" w:hAnsi="Lato"/>
+                <w:b w:val="false"/>
+                <w:bCs w:val="false"/>
+                <w:i w:val="false"/>
+                <w:iCs w:val="false"/>
+                <w:color w:val="1A1712"/>
+                <w:sz w:val="19"/>
+                <w:szCs w:val="19"/>
+              </w:rPr>
+              <w:t xml:space="preserve"/>
+            </w:r>
+          </w:p>
+        </w:tc>
+        <w:tc>
+          <w:tcPr>
+            <w:tcW w:type="dxa" w:w="1500"/>
+            <w:tcMar>
+              <w:top w:type="dxa" w:w="240"/>
+              <w:left w:type="dxa" w:w="130"/>
+              <w:bottom w:type="dxa" w:w="240"/>
+              <w:right w:type="dxa" w:w="130"/>
+            </w:tcMar>
+            <w:vAlign w:val="center"/>
+          </w:tcPr>
+          <w:p>
+            <w:pPr>
+              <w:spacing w:after="0" w:before="0"/>
+              <w:jc w:val="left"/>
+            </w:pPr>
+            <w:r>
+              <w:rPr>
+                <w:rFonts w:ascii="Lato" w:cs="Lato" w:eastAsia="Lato" w:hAnsi="Lato"/>
+                <w:b w:val="false"/>
+                <w:bCs w:val="false"/>
+                <w:i w:val="false"/>
+                <w:iCs w:val="false"/>
+                <w:color w:val="1A1712"/>
+                <w:sz w:val="19"/>
+                <w:szCs w:val="19"/>
+              </w:rPr>
+              <w:t xml:space="preserve"/>
+            </w:r>
+          </w:p>
+        </w:tc>
+        <w:tc>
+          <w:tcPr>
+            <w:tcW w:type="dxa" w:w="1300"/>
             <w:tcMar>
               <w:top w:type="dxa" w:w="240"/>
               <w:left w:type="dxa" w:w="130"/>
@@ -8684,6 +8943,146 @@
     </w:p>
     <w:p>
       <w:pPr>
+        <w:tabs>
+          <w:tab w:val="left" w:pos="400"/>
+        </w:tabs>
+        <w:spacing w:after="100"/>
+        <w:ind w:left="400" w:hanging="400"/>
+      </w:pPr>
+      <w:r>
+        <w:rPr>
+          <w:rFonts w:ascii="Lato" w:cs="Lato" w:eastAsia="Lato" w:hAnsi="Lato"/>
+          <w:color w:val="1A1712"/>
+          <w:sz w:val="26"/>
+          <w:szCs w:val="26"/>
+        </w:rPr>
+        <w:t xml:space="preserve">☐</w:t>
+      </w:r>
+      <w:r>
+        <w:rPr>
+          <w:rFonts w:ascii="Lato" w:cs="Lato" w:eastAsia="Lato" w:hAnsi="Lato"/>
+          <w:sz w:val="22"/>
+          <w:szCs w:val="22"/>
+        </w:rPr>
+        <w:t xml:space="preserve">	</w:t>
+      </w:r>
+      <w:r>
+        <w:rPr>
+          <w:rFonts w:ascii="Lato" w:cs="Lato" w:eastAsia="Lato" w:hAnsi="Lato"/>
+          <w:color w:val="1A1712"/>
+          <w:sz w:val="19"/>
+          <w:szCs w:val="19"/>
+        </w:rPr>
+        <w:t xml:space="preserve">Podmiot nie jest wpisany do rejestru podmiotów wykluczonych z możliwości otrzymania środków publicznych, nie zalega z należnościami publicznoprawnymi i nie toczy się wobec niego postępowanie egzekucyjne dotyczące zobowiązań publicznoprawnych.</w:t>
+      </w:r>
+    </w:p>
+    <w:p>
+      <w:pPr>
+        <w:tabs>
+          <w:tab w:val="left" w:pos="400"/>
+        </w:tabs>
+        <w:spacing w:after="100"/>
+        <w:ind w:left="400" w:hanging="400"/>
+      </w:pPr>
+      <w:r>
+        <w:rPr>
+          <w:rFonts w:ascii="Lato" w:cs="Lato" w:eastAsia="Lato" w:hAnsi="Lato"/>
+          <w:color w:val="1A1712"/>
+          <w:sz w:val="26"/>
+          <w:szCs w:val="26"/>
+        </w:rPr>
+        <w:t xml:space="preserve">☐</w:t>
+      </w:r>
+      <w:r>
+        <w:rPr>
+          <w:rFonts w:ascii="Lato" w:cs="Lato" w:eastAsia="Lato" w:hAnsi="Lato"/>
+          <w:sz w:val="22"/>
+          <w:szCs w:val="22"/>
+        </w:rPr>
+        <w:t xml:space="preserve">	</w:t>
+      </w:r>
+      <w:r>
+        <w:rPr>
+          <w:rFonts w:ascii="Lato" w:cs="Lato" w:eastAsia="Lato" w:hAnsi="Lato"/>
+          <w:color w:val="1A1712"/>
+          <w:sz w:val="19"/>
+          <w:szCs w:val="19"/>
+        </w:rPr>
+        <w:t xml:space="preserve">Podmiot spełnia warunki formalne Rządowego Programu wsparcia organizacji pozarządowych Moc Małych Społeczności.</w:t>
+      </w:r>
+    </w:p>
+    <w:p>
+      <w:pPr>
+        <w:tabs>
+          <w:tab w:val="left" w:pos="400"/>
+        </w:tabs>
+        <w:spacing w:after="100"/>
+        <w:ind w:left="400" w:hanging="400"/>
+      </w:pPr>
+      <w:r>
+        <w:rPr>
+          <w:rFonts w:ascii="Lato" w:cs="Lato" w:eastAsia="Lato" w:hAnsi="Lato"/>
+          <w:color w:val="1A1712"/>
+          <w:sz w:val="26"/>
+          <w:szCs w:val="26"/>
+        </w:rPr>
+        <w:t xml:space="preserve">☐</w:t>
+      </w:r>
+      <w:r>
+        <w:rPr>
+          <w:rFonts w:ascii="Lato" w:cs="Lato" w:eastAsia="Lato" w:hAnsi="Lato"/>
+          <w:sz w:val="22"/>
+          <w:szCs w:val="22"/>
+        </w:rPr>
+        <w:t xml:space="preserve">	</w:t>
+      </w:r>
+      <w:r>
+        <w:rPr>
+          <w:rFonts w:ascii="Lato" w:cs="Lato" w:eastAsia="Lato" w:hAnsi="Lato"/>
+          <w:color w:val="1A1712"/>
+          <w:sz w:val="19"/>
+          <w:szCs w:val="19"/>
+        </w:rPr>
+        <w:t xml:space="preserve">Wśród osób reprezentujących wnioskodawcę albo tworzących grupę nieformalną nie ma członków komisji oceniającej ani osób zatrudnionych u Operatora lub współoferenta, a osoby te nie pełnią funkcji w organach wnioskodawcy.</w:t>
+      </w:r>
+    </w:p>
+    <w:p>
+      <w:pPr>
+        <w:tabs>
+          <w:tab w:val="left" w:pos="400"/>
+        </w:tabs>
+        <w:spacing w:after="100"/>
+        <w:ind w:left="400" w:hanging="400"/>
+      </w:pPr>
+      <w:r>
+        <w:rPr>
+          <w:rFonts w:ascii="Lato" w:cs="Lato" w:eastAsia="Lato" w:hAnsi="Lato"/>
+          <w:color w:val="1A1712"/>
+          <w:sz w:val="26"/>
+          <w:szCs w:val="26"/>
+        </w:rPr>
+        <w:t xml:space="preserve">☐</w:t>
+      </w:r>
+      <w:r>
+        <w:rPr>
+          <w:rFonts w:ascii="Lato" w:cs="Lato" w:eastAsia="Lato" w:hAnsi="Lato"/>
+          <w:sz w:val="22"/>
+          <w:szCs w:val="22"/>
+        </w:rPr>
+        <w:t xml:space="preserve">	</w:t>
+      </w:r>
+      <w:r>
+        <w:rPr>
+          <w:rFonts w:ascii="Lato" w:cs="Lato" w:eastAsia="Lato" w:hAnsi="Lato"/>
+          <w:color w:val="1A1712"/>
+          <w:sz w:val="19"/>
+          <w:szCs w:val="19"/>
+        </w:rPr>
+        <w:t xml:space="preserve">Składamy w tym naborze tylko jeden wniosek.</w:t>
+      </w:r>
+    </w:p>
+    <w:p>
+      <w:pPr>
         <w:spacing w:after="120"/>
       </w:pPr>
       <w:r>
@@ -8746,7 +9145,7 @@
           <w:sz w:val="19"/>
           <w:szCs w:val="19"/>
         </w:rPr>
-        <w:t xml:space="preserve">Poniższe oświadczenie składa się tylko wtedy, gdy w działaniach uczestniczą osoby małoletnie.</w:t>
+        <w:t xml:space="preserve">Poniższe oświadczenia składa się tylko wtedy, gdy w działaniach uczestniczą osoby małoletnie.</w:t>
       </w:r>
     </w:p>
     <w:p>
@@ -8781,6 +9180,41 @@
           <w:sz w:val="19"/>
           <w:szCs w:val="19"/>
         </w:rPr>
+        <w:t xml:space="preserve">Przed udziałem osób małoletnich zbierzemy pisemne zgody rodziców lub opiekunów prawnych.</w:t>
+      </w:r>
+    </w:p>
+    <w:p>
+      <w:pPr>
+        <w:tabs>
+          <w:tab w:val="left" w:pos="400"/>
+        </w:tabs>
+        <w:spacing w:after="100"/>
+        <w:ind w:left="400" w:hanging="400"/>
+      </w:pPr>
+      <w:r>
+        <w:rPr>
+          <w:rFonts w:ascii="Lato" w:cs="Lato" w:eastAsia="Lato" w:hAnsi="Lato"/>
+          <w:color w:val="1A1712"/>
+          <w:sz w:val="26"/>
+          <w:szCs w:val="26"/>
+        </w:rPr>
+        <w:t xml:space="preserve">☐</w:t>
+      </w:r>
+      <w:r>
+        <w:rPr>
+          <w:rFonts w:ascii="Lato" w:cs="Lato" w:eastAsia="Lato" w:hAnsi="Lato"/>
+          <w:sz w:val="22"/>
+          <w:szCs w:val="22"/>
+        </w:rPr>
+        <w:t xml:space="preserve">	</w:t>
+      </w:r>
+      <w:r>
+        <w:rPr>
+          <w:rFonts w:ascii="Lato" w:cs="Lato" w:eastAsia="Lato" w:hAnsi="Lato"/>
+          <w:color w:val="1A1712"/>
+          <w:sz w:val="19"/>
+          <w:szCs w:val="19"/>
+        </w:rPr>
         <w:t xml:space="preserve">Wdrożymy standardy ochrony małoletnich i zweryfikujemy osoby pracujące z małoletnimi w Rejestrze Sprawców Przestępstw na Tle Seksualnym.</w:t>
       </w:r>
     </w:p>
@@ -8832,7 +9266,7 @@
           <w:sz w:val="19"/>
           <w:szCs w:val="19"/>
         </w:rPr>
-        <w:t xml:space="preserve">Przyjmujemy odpowiedzialność za wydatkowanie i rozliczenie mikrodotacji przyznanej grupie nieformalnej.</w:t>
+        <w:t xml:space="preserve">Grupa nieformalna i organizacja patronacka uzgodniły złożenie wniosku. Organizacja jest stroną umowy i przyjmuje odpowiedzialność za wydatkowanie i rozliczenie mikrodotacji.</w:t>
       </w:r>
     </w:p>
     <w:p>
@@ -8842,6 +9276,22 @@
         </w:pBdr>
         <w:spacing w:after="120" w:before="200"/>
       </w:pPr>
+    </w:p>
+    <w:p>
+      <w:pPr>
+        <w:spacing w:after="120"/>
+      </w:pPr>
+      <w:r>
+        <w:rPr>
+          <w:rFonts w:ascii="Lato" w:cs="Lato" w:eastAsia="Lato" w:hAnsi="Lato"/>
+          <w:i/>
+          <w:iCs/>
+          <w:color w:val="6B6152"/>
+          <w:sz w:val="19"/>
+          <w:szCs w:val="19"/>
+        </w:rPr>
+        <w:t xml:space="preserve">Wniosek składa się wyłącznie w systemie konkursowym. Złożenie w systemie zastępuje podpis; poniższe pola służą tylko wersji roboczej na papierze.</w:t>
+      </w:r>
     </w:p>
     <w:tbl>
       <w:tblPr>
